--- a/docs/Отчет_ЛР5.docx
+++ b/docs/Отчет_ЛР5.docx
@@ -2272,7 +2272,7 @@
       <w:r>
         <w:drawing>
           <wp:inline xmlns:a="http://schemas.openxmlformats.org/drawingml/2006/main" xmlns:pic="http://schemas.openxmlformats.org/drawingml/2006/picture">
-            <wp:extent cx="4206240" cy="5029117"/>
+            <wp:extent cx="4206240" cy="6095290"/>
             <wp:docPr id="2" name="Picture 2"/>
             <wp:cNvGraphicFramePr>
               <a:graphicFrameLocks noChangeAspect="1"/>
@@ -2293,7 +2293,7 @@
                   <pic:spPr>
                     <a:xfrm>
                       <a:off x="0" y="0"/>
-                      <a:ext cx="4206240" cy="5029117"/>
+                      <a:ext cx="4206240" cy="6095290"/>
                     </a:xfrm>
                     <a:prstGeom prst="rect"/>
                   </pic:spPr>

--- a/docs/Отчет_ЛР5.docx
+++ b/docs/Отчет_ЛР5.docx
@@ -2831,7 +2831,7 @@
               <w:rPr>
                 <w:sz w:val="21"/>
               </w:rPr>
-              <w:t>Просмотр списка товаров; панель поиска и фильтрации скрыта</w:t>
+              <w:t>Просмотр списка товаров; панель поиска и фильтрации, кнопки «Добавить товар» и «Заказы» скрыты</w:t>
             </w:r>
           </w:p>
         </w:tc>
@@ -2869,7 +2869,7 @@
               <w:rPr>
                 <w:sz w:val="21"/>
               </w:rPr>
-              <w:t>Просмотр списка товаров без поиска и фильтрации</w:t>
+              <w:t>Просмотр списка товаров без поиска, сортировки и фильтрации; изменение данных недоступно</w:t>
             </w:r>
           </w:p>
         </w:tc>
@@ -2907,7 +2907,7 @@
               <w:rPr>
                 <w:sz w:val="21"/>
               </w:rPr>
-              <w:t>Просмотр товаров, поиск, сортировка, фильтрация по категориям</w:t>
+              <w:t>Просмотр товаров с поиском, сортировкой и фильтрацией по категориям; просмотр списка заказов без возможности изменения</w:t>
             </w:r>
           </w:p>
         </w:tc>
@@ -2945,7 +2945,7 @@
               <w:rPr>
                 <w:sz w:val="21"/>
               </w:rPr>
-              <w:t>Полный доступ: просмотр, поиск, сортировка, фильтрация</w:t>
+              <w:t>Просмотр товаров с поиском, сортировкой и фильтрацией, добавление, редактирование и удаление товаров; просмотр, добавление, редактирование и удаление заказов</w:t>
             </w:r>
           </w:p>
         </w:tc>
@@ -3100,6 +3100,148 @@
           <w:i w:val="0"/>
         </w:rPr>
         <w:t>Дополнительно реализованы фильтрация по категории товара и сортировка списка: по наименованию, по цене (по возрастанию и по убыванию) и по количеству на складе. Кнопка «Сбросить» возвращает исходные параметры отображения списка.</w:t>
+      </w:r>
+    </w:p>
+    <w:p>
+      <w:pPr>
+        <w:pStyle w:val="Heading2"/>
+      </w:pPr>
+      <w:r>
+        <w:t>3.6. Добавление, редактирование и удаление данных</w:t>
+      </w:r>
+    </w:p>
+    <w:p>
+      <w:r>
+        <w:rPr>
+          <w:b w:val="0"/>
+          <w:i w:val="0"/>
+        </w:rPr>
+        <w:t>Операции изменения данных доступны только администратору. Переход к форме товара выполняется из списка двумя способами: кнопкой «Добавить товар» (новый товар) и щелчком по карточке товара (редактирование выбранного товара). Форма реализована в отдельном окне ProductEditWindow.</w:t>
+      </w:r>
+    </w:p>
+    <w:p>
+      <w:r>
+        <w:rPr>
+          <w:b w:val="0"/>
+          <w:i w:val="0"/>
+        </w:rPr>
+        <w:t>Форма содержит поля: артикул, наименование, категория, производитель, поставщик и единица измерения (выпадающие списки, заполняемые из таблиц-справочников), описание, цена, количество на складе, действующая скидка и имя файла фотографии. При открытии формы для редактирования значения всех полей загружаются из базы данных.</w:t>
+      </w:r>
+    </w:p>
+    <w:p>
+      <w:r>
+        <w:rPr>
+          <w:b w:val="0"/>
+          <w:i w:val="0"/>
+        </w:rPr>
+        <w:t>При добавлении товара поле идентификатора не отображается: значение назначается автоматически с помощью счётчика IDENTITY, увеличенного на единицу от максимального имеющегося значения. При редактировании идентификатор выводится, но доступен только для чтения. Применяются следующие проверки корректности ввода, сообщения выводятся в диалоговом окне:</w:t>
+      </w:r>
+    </w:p>
+    <w:p>
+      <w:pPr>
+        <w:pStyle w:val="ListBullet"/>
+        <w:spacing w:after="60"/>
+        <w:ind w:left="567" w:firstLine="0"/>
+      </w:pPr>
+      <w:r>
+        <w:t>артикул и наименование не могут быть пустыми;</w:t>
+      </w:r>
+    </w:p>
+    <w:p>
+      <w:pPr>
+        <w:pStyle w:val="ListBullet"/>
+        <w:spacing w:after="60"/>
+        <w:ind w:left="567" w:firstLine="0"/>
+      </w:pPr>
+      <w:r>
+        <w:t>категория, производитель, поставщик и единица измерения должны быть выбраны из списка;</w:t>
+      </w:r>
+    </w:p>
+    <w:p>
+      <w:pPr>
+        <w:pStyle w:val="ListBullet"/>
+        <w:spacing w:after="60"/>
+        <w:ind w:left="567" w:firstLine="0"/>
+      </w:pPr>
+      <w:r>
+        <w:t>цена не может быть отрицательной и может содержать копейки (допускается ввод как через запятую, так и через точку);</w:t>
+      </w:r>
+    </w:p>
+    <w:p>
+      <w:pPr>
+        <w:pStyle w:val="ListBullet"/>
+        <w:spacing w:after="60"/>
+        <w:ind w:left="567" w:firstLine="0"/>
+      </w:pPr>
+      <w:r>
+        <w:t>количество на складе — целое неотрицательное число;</w:t>
+      </w:r>
+    </w:p>
+    <w:p>
+      <w:pPr>
+        <w:pStyle w:val="ListBullet"/>
+        <w:spacing w:after="60"/>
+        <w:ind w:left="567" w:firstLine="0"/>
+      </w:pPr>
+      <w:r>
+        <w:t>действующая скидка не может быть отрицательной и должна быть меньше 100 %.</w:t>
+      </w:r>
+    </w:p>
+    <w:p>
+      <w:r>
+        <w:rPr>
+          <w:b w:val="0"/>
+          <w:i w:val="0"/>
+        </w:rPr>
+        <w:t>Товар, который присутствует хотя бы в одном заказе, удалить нельзя: перед удалением выполняется проверка наличия позиций заказа, и при их наличии выводится сообщение «Товар входит в заказ». Для свободного товара запрашивается подтверждение удаления.</w:t>
+      </w:r>
+    </w:p>
+    <w:p>
+      <w:pPr>
+        <w:spacing w:before="80" w:after="160"/>
+        <w:ind w:firstLine="0" w:left="340"/>
+      </w:pPr>
+      <w:r>
+        <w:rPr>
+          <w:rFonts w:ascii="Consolas" w:hAnsi="Consolas" w:eastAsia="Consolas"/>
+          <w:sz w:val="19"/>
+        </w:rPr>
+        <w:t>if (_context.OrderItems.Any(i =&gt; i.ProductId == _product.Id))</w:t>
+        <w:br/>
+        <w:t>{</w:t>
+        <w:br/>
+        <w:t xml:space="preserve">    Error("Товар входит в заказ.");</w:t>
+        <w:br/>
+        <w:t xml:space="preserve">    return;</w:t>
+        <w:br/>
+        <w:t>}</w:t>
+      </w:r>
+    </w:p>
+    <w:p>
+      <w:r>
+        <w:rPr>
+          <w:b w:val="0"/>
+          <w:i w:val="0"/>
+        </w:rPr>
+        <w:t>После добавления, редактирования или удаления товара список перечитывается из базы данных, поэтому данные в окне списка всегда актуальны.</w:t>
+      </w:r>
+    </w:p>
+    <w:p>
+      <w:r>
+        <w:rPr>
+          <w:b w:val="0"/>
+          <w:i w:val="0"/>
+        </w:rPr>
+        <w:t>Для заказов реализовано отдельное окно «Заказы» со списком заказов (номер, дата, клиент, пункт выдачи, статус, количество позиций, сумма, код). Администратор может добавлять, изменять и удалять заказы, а также формировать состав заказа: выбрать товар, указать количество, добавить позицию в заказ и удалить лишнюю. Номер заказа при добавлении вычисляется автоматически, состав заказа сохраняется целиком.</w:t>
+      </w:r>
+    </w:p>
+    <w:p>
+      <w:r>
+        <w:rPr>
+          <w:b w:val="0"/>
+          <w:i w:val="0"/>
+        </w:rPr>
+        <w:t>Работа операций изменения данных проверена в ходе отладки: добавленный товар появился в таблице Products с автоматически назначенным идентификатором, при открытии формы редактирования все поля совпали с данными базы, попытка удалить товар из заказа была заблокирована, свободный товар удалён, заказ создан и затем удалён вместе с позициями.</w:t>
       </w:r>
     </w:p>
     <w:p>
@@ -3410,6 +3552,565 @@
     </w:p>
     <w:p>
       <w:pPr>
+        <w:ind w:firstLine="0"/>
+        <w:jc w:val="center"/>
+      </w:pPr>
+      <w:r>
+        <w:drawing>
+          <wp:inline xmlns:a="http://schemas.openxmlformats.org/drawingml/2006/main" xmlns:pic="http://schemas.openxmlformats.org/drawingml/2006/picture">
+            <wp:extent cx="5943600" cy="3962400"/>
+            <wp:docPr id="8" name="Picture 8"/>
+            <wp:cNvGraphicFramePr>
+              <a:graphicFrameLocks noChangeAspect="1"/>
+            </wp:cNvGraphicFramePr>
+            <a:graphic>
+              <a:graphicData uri="http://schemas.openxmlformats.org/drawingml/2006/picture">
+                <pic:pic>
+                  <pic:nvPicPr>
+                    <pic:cNvPr id="0" name="06_admin_list.png"/>
+                    <pic:cNvPicPr/>
+                  </pic:nvPicPr>
+                  <pic:blipFill>
+                    <a:blip r:embed="rId16"/>
+                    <a:stretch>
+                      <a:fillRect/>
+                    </a:stretch>
+                  </pic:blipFill>
+                  <pic:spPr>
+                    <a:xfrm>
+                      <a:off x="0" y="0"/>
+                      <a:ext cx="5943600" cy="3962400"/>
+                    </a:xfrm>
+                    <a:prstGeom prst="rect"/>
+                  </pic:spPr>
+                </pic:pic>
+              </a:graphicData>
+            </a:graphic>
+          </wp:inline>
+        </w:drawing>
+      </w:r>
+    </w:p>
+    <w:p>
+      <w:pPr>
+        <w:spacing w:before="80" w:after="200"/>
+        <w:ind w:firstLine="0"/>
+        <w:jc w:val="center"/>
+      </w:pPr>
+      <w:r>
+        <w:rPr>
+          <w:i/>
+          <w:color w:val="555566"/>
+          <w:sz w:val="22"/>
+        </w:rPr>
+        <w:t>Рисунок 8 — Список товаров под администратором: кнопки «Добавить товар» и «Заказы»</w:t>
+      </w:r>
+    </w:p>
+    <w:p>
+      <w:pPr>
+        <w:ind w:firstLine="0"/>
+        <w:jc w:val="center"/>
+      </w:pPr>
+      <w:r>
+        <w:drawing>
+          <wp:inline xmlns:a="http://schemas.openxmlformats.org/drawingml/2006/main" xmlns:pic="http://schemas.openxmlformats.org/drawingml/2006/picture">
+            <wp:extent cx="4206240" cy="4994910"/>
+            <wp:docPr id="9" name="Picture 9"/>
+            <wp:cNvGraphicFramePr>
+              <a:graphicFrameLocks noChangeAspect="1"/>
+            </wp:cNvGraphicFramePr>
+            <a:graphic>
+              <a:graphicData uri="http://schemas.openxmlformats.org/drawingml/2006/picture">
+                <pic:pic>
+                  <pic:nvPicPr>
+                    <pic:cNvPr id="0" name="07_product_add.png"/>
+                    <pic:cNvPicPr/>
+                  </pic:nvPicPr>
+                  <pic:blipFill>
+                    <a:blip r:embed="rId17"/>
+                    <a:stretch>
+                      <a:fillRect/>
+                    </a:stretch>
+                  </pic:blipFill>
+                  <pic:spPr>
+                    <a:xfrm>
+                      <a:off x="0" y="0"/>
+                      <a:ext cx="4206240" cy="4994910"/>
+                    </a:xfrm>
+                    <a:prstGeom prst="rect"/>
+                  </pic:spPr>
+                </pic:pic>
+              </a:graphicData>
+            </a:graphic>
+          </wp:inline>
+        </w:drawing>
+      </w:r>
+    </w:p>
+    <w:p>
+      <w:pPr>
+        <w:spacing w:before="80" w:after="200"/>
+        <w:ind w:firstLine="0"/>
+        <w:jc w:val="center"/>
+      </w:pPr>
+      <w:r>
+        <w:rPr>
+          <w:i/>
+          <w:color w:val="555566"/>
+          <w:sz w:val="22"/>
+        </w:rPr>
+        <w:t>Рисунок 9 — Форма добавления товара (идентификатор не отображается)</w:t>
+      </w:r>
+    </w:p>
+    <w:p>
+      <w:pPr>
+        <w:ind w:firstLine="0"/>
+        <w:jc w:val="center"/>
+      </w:pPr>
+      <w:r>
+        <w:drawing>
+          <wp:inline xmlns:a="http://schemas.openxmlformats.org/drawingml/2006/main" xmlns:pic="http://schemas.openxmlformats.org/drawingml/2006/picture">
+            <wp:extent cx="5943600" cy="3962400"/>
+            <wp:docPr id="10" name="Picture 10"/>
+            <wp:cNvGraphicFramePr>
+              <a:graphicFrameLocks noChangeAspect="1"/>
+            </wp:cNvGraphicFramePr>
+            <a:graphic>
+              <a:graphicData uri="http://schemas.openxmlformats.org/drawingml/2006/picture">
+                <pic:pic>
+                  <pic:nvPicPr>
+                    <pic:cNvPr id="0" name="08_list_after_add.png"/>
+                    <pic:cNvPicPr/>
+                  </pic:nvPicPr>
+                  <pic:blipFill>
+                    <a:blip r:embed="rId18"/>
+                    <a:stretch>
+                      <a:fillRect/>
+                    </a:stretch>
+                  </pic:blipFill>
+                  <pic:spPr>
+                    <a:xfrm>
+                      <a:off x="0" y="0"/>
+                      <a:ext cx="5943600" cy="3962400"/>
+                    </a:xfrm>
+                    <a:prstGeom prst="rect"/>
+                  </pic:spPr>
+                </pic:pic>
+              </a:graphicData>
+            </a:graphic>
+          </wp:inline>
+        </w:drawing>
+      </w:r>
+    </w:p>
+    <w:p>
+      <w:pPr>
+        <w:spacing w:before="80" w:after="200"/>
+        <w:ind w:firstLine="0"/>
+        <w:jc w:val="center"/>
+      </w:pPr>
+      <w:r>
+        <w:rPr>
+          <w:i/>
+          <w:color w:val="555566"/>
+          <w:sz w:val="22"/>
+        </w:rPr>
+        <w:t>Рисунок 10 — Список товаров после добавления нового товара</w:t>
+      </w:r>
+    </w:p>
+    <w:p>
+      <w:pPr>
+        <w:ind w:firstLine="0"/>
+        <w:jc w:val="center"/>
+      </w:pPr>
+      <w:r>
+        <w:drawing>
+          <wp:inline xmlns:a="http://schemas.openxmlformats.org/drawingml/2006/main" xmlns:pic="http://schemas.openxmlformats.org/drawingml/2006/picture">
+            <wp:extent cx="4206240" cy="4994910"/>
+            <wp:docPr id="11" name="Picture 11"/>
+            <wp:cNvGraphicFramePr>
+              <a:graphicFrameLocks noChangeAspect="1"/>
+            </wp:cNvGraphicFramePr>
+            <a:graphic>
+              <a:graphicData uri="http://schemas.openxmlformats.org/drawingml/2006/picture">
+                <pic:pic>
+                  <pic:nvPicPr>
+                    <pic:cNvPr id="0" name="11_product_edit.png"/>
+                    <pic:cNvPicPr/>
+                  </pic:nvPicPr>
+                  <pic:blipFill>
+                    <a:blip r:embed="rId19"/>
+                    <a:stretch>
+                      <a:fillRect/>
+                    </a:stretch>
+                  </pic:blipFill>
+                  <pic:spPr>
+                    <a:xfrm>
+                      <a:off x="0" y="0"/>
+                      <a:ext cx="4206240" cy="4994910"/>
+                    </a:xfrm>
+                    <a:prstGeom prst="rect"/>
+                  </pic:spPr>
+                </pic:pic>
+              </a:graphicData>
+            </a:graphic>
+          </wp:inline>
+        </w:drawing>
+      </w:r>
+    </w:p>
+    <w:p>
+      <w:pPr>
+        <w:spacing w:before="80" w:after="200"/>
+        <w:ind w:firstLine="0"/>
+        <w:jc w:val="center"/>
+      </w:pPr>
+      <w:r>
+        <w:rPr>
+          <w:i/>
+          <w:color w:val="555566"/>
+          <w:sz w:val="22"/>
+        </w:rPr>
+        <w:t>Рисунок 11 — Форма редактирования: поля загружены из базы данных, идентификатор доступен только для чтения</w:t>
+      </w:r>
+    </w:p>
+    <w:p>
+      <w:pPr>
+        <w:ind w:firstLine="0"/>
+        <w:jc w:val="center"/>
+      </w:pPr>
+      <w:r>
+        <w:drawing>
+          <wp:inline xmlns:a="http://schemas.openxmlformats.org/drawingml/2006/main" xmlns:pic="http://schemas.openxmlformats.org/drawingml/2006/picture">
+            <wp:extent cx="3291840" cy="1594254"/>
+            <wp:docPr id="12" name="Picture 12"/>
+            <wp:cNvGraphicFramePr>
+              <a:graphicFrameLocks noChangeAspect="1"/>
+            </wp:cNvGraphicFramePr>
+            <a:graphic>
+              <a:graphicData uri="http://schemas.openxmlformats.org/drawingml/2006/picture">
+                <pic:pic>
+                  <pic:nvPicPr>
+                    <pic:cNvPr id="0" name="12_product_delete_blocked.png"/>
+                    <pic:cNvPicPr/>
+                  </pic:nvPicPr>
+                  <pic:blipFill>
+                    <a:blip r:embed="rId20"/>
+                    <a:stretch>
+                      <a:fillRect/>
+                    </a:stretch>
+                  </pic:blipFill>
+                  <pic:spPr>
+                    <a:xfrm>
+                      <a:off x="0" y="0"/>
+                      <a:ext cx="3291840" cy="1594254"/>
+                    </a:xfrm>
+                    <a:prstGeom prst="rect"/>
+                  </pic:spPr>
+                </pic:pic>
+              </a:graphicData>
+            </a:graphic>
+          </wp:inline>
+        </w:drawing>
+      </w:r>
+    </w:p>
+    <w:p>
+      <w:pPr>
+        <w:spacing w:before="80" w:after="200"/>
+        <w:ind w:firstLine="0"/>
+        <w:jc w:val="center"/>
+      </w:pPr>
+      <w:r>
+        <w:rPr>
+          <w:i/>
+          <w:color w:val="555566"/>
+          <w:sz w:val="22"/>
+        </w:rPr>
+        <w:t>Рисунок 12 — Запрет удаления товара, входящего в заказ</w:t>
+      </w:r>
+    </w:p>
+    <w:p>
+      <w:pPr>
+        <w:ind w:firstLine="0"/>
+        <w:jc w:val="center"/>
+      </w:pPr>
+      <w:r>
+        <w:drawing>
+          <wp:inline xmlns:a="http://schemas.openxmlformats.org/drawingml/2006/main" xmlns:pic="http://schemas.openxmlformats.org/drawingml/2006/picture">
+            <wp:extent cx="6217920" cy="4030133"/>
+            <wp:docPr id="13" name="Picture 13"/>
+            <wp:cNvGraphicFramePr>
+              <a:graphicFrameLocks noChangeAspect="1"/>
+            </wp:cNvGraphicFramePr>
+            <a:graphic>
+              <a:graphicData uri="http://schemas.openxmlformats.org/drawingml/2006/picture">
+                <pic:pic>
+                  <pic:nvPicPr>
+                    <pic:cNvPr id="0" name="16_orders_admin.png"/>
+                    <pic:cNvPicPr/>
+                  </pic:nvPicPr>
+                  <pic:blipFill>
+                    <a:blip r:embed="rId21"/>
+                    <a:stretch>
+                      <a:fillRect/>
+                    </a:stretch>
+                  </pic:blipFill>
+                  <pic:spPr>
+                    <a:xfrm>
+                      <a:off x="0" y="0"/>
+                      <a:ext cx="6217920" cy="4030133"/>
+                    </a:xfrm>
+                    <a:prstGeom prst="rect"/>
+                  </pic:spPr>
+                </pic:pic>
+              </a:graphicData>
+            </a:graphic>
+          </wp:inline>
+        </w:drawing>
+      </w:r>
+    </w:p>
+    <w:p>
+      <w:pPr>
+        <w:spacing w:before="80" w:after="200"/>
+        <w:ind w:firstLine="0"/>
+        <w:jc w:val="center"/>
+      </w:pPr>
+      <w:r>
+        <w:rPr>
+          <w:i/>
+          <w:color w:val="555566"/>
+          <w:sz w:val="22"/>
+        </w:rPr>
+        <w:t>Рисунок 13 — Окно заказов под администратором</w:t>
+      </w:r>
+    </w:p>
+    <w:p>
+      <w:pPr>
+        <w:ind w:firstLine="0"/>
+        <w:jc w:val="center"/>
+      </w:pPr>
+      <w:r>
+        <w:drawing>
+          <wp:inline xmlns:a="http://schemas.openxmlformats.org/drawingml/2006/main" xmlns:pic="http://schemas.openxmlformats.org/drawingml/2006/picture">
+            <wp:extent cx="5120640" cy="4745960"/>
+            <wp:docPr id="14" name="Picture 14"/>
+            <wp:cNvGraphicFramePr>
+              <a:graphicFrameLocks noChangeAspect="1"/>
+            </wp:cNvGraphicFramePr>
+            <a:graphic>
+              <a:graphicData uri="http://schemas.openxmlformats.org/drawingml/2006/picture">
+                <pic:pic>
+                  <pic:nvPicPr>
+                    <pic:cNvPr id="0" name="18_order_add_filled.png"/>
+                    <pic:cNvPicPr/>
+                  </pic:nvPicPr>
+                  <pic:blipFill>
+                    <a:blip r:embed="rId22"/>
+                    <a:stretch>
+                      <a:fillRect/>
+                    </a:stretch>
+                  </pic:blipFill>
+                  <pic:spPr>
+                    <a:xfrm>
+                      <a:off x="0" y="0"/>
+                      <a:ext cx="5120640" cy="4745960"/>
+                    </a:xfrm>
+                    <a:prstGeom prst="rect"/>
+                  </pic:spPr>
+                </pic:pic>
+              </a:graphicData>
+            </a:graphic>
+          </wp:inline>
+        </w:drawing>
+      </w:r>
+    </w:p>
+    <w:p>
+      <w:pPr>
+        <w:spacing w:before="80" w:after="200"/>
+        <w:ind w:firstLine="0"/>
+        <w:jc w:val="center"/>
+      </w:pPr>
+      <w:r>
+        <w:rPr>
+          <w:i/>
+          <w:color w:val="555566"/>
+          <w:sz w:val="22"/>
+        </w:rPr>
+        <w:t>Рисунок 14 — Форма заказа с добавленной позицией состава</w:t>
+      </w:r>
+    </w:p>
+    <w:p>
+      <w:pPr>
+        <w:ind w:firstLine="0"/>
+        <w:jc w:val="center"/>
+      </w:pPr>
+      <w:r>
+        <w:drawing>
+          <wp:inline xmlns:a="http://schemas.openxmlformats.org/drawingml/2006/main" xmlns:pic="http://schemas.openxmlformats.org/drawingml/2006/picture">
+            <wp:extent cx="2926080" cy="2225469"/>
+            <wp:docPr id="15" name="Picture 15"/>
+            <wp:cNvGraphicFramePr>
+              <a:graphicFrameLocks noChangeAspect="1"/>
+            </wp:cNvGraphicFramePr>
+            <a:graphic>
+              <a:graphicData uri="http://schemas.openxmlformats.org/drawingml/2006/picture">
+                <pic:pic>
+                  <pic:nvPicPr>
+                    <pic:cNvPr id="0" name="20_delete_order_confirm.png"/>
+                    <pic:cNvPicPr/>
+                  </pic:nvPicPr>
+                  <pic:blipFill>
+                    <a:blip r:embed="rId23"/>
+                    <a:stretch>
+                      <a:fillRect/>
+                    </a:stretch>
+                  </pic:blipFill>
+                  <pic:spPr>
+                    <a:xfrm>
+                      <a:off x="0" y="0"/>
+                      <a:ext cx="2926080" cy="2225469"/>
+                    </a:xfrm>
+                    <a:prstGeom prst="rect"/>
+                  </pic:spPr>
+                </pic:pic>
+              </a:graphicData>
+            </a:graphic>
+          </wp:inline>
+        </w:drawing>
+      </w:r>
+    </w:p>
+    <w:p>
+      <w:pPr>
+        <w:spacing w:before="80" w:after="200"/>
+        <w:ind w:firstLine="0"/>
+        <w:jc w:val="center"/>
+      </w:pPr>
+      <w:r>
+        <w:rPr>
+          <w:i/>
+          <w:color w:val="555566"/>
+          <w:sz w:val="22"/>
+        </w:rPr>
+        <w:t>Рисунок 15 — Подтверждение удаления заказа</w:t>
+      </w:r>
+    </w:p>
+    <w:p>
+      <w:pPr>
+        <w:ind w:firstLine="0"/>
+        <w:jc w:val="center"/>
+      </w:pPr>
+      <w:r>
+        <w:drawing>
+          <wp:inline xmlns:a="http://schemas.openxmlformats.org/drawingml/2006/main" xmlns:pic="http://schemas.openxmlformats.org/drawingml/2006/picture">
+            <wp:extent cx="6217920" cy="4030133"/>
+            <wp:docPr id="16" name="Picture 16"/>
+            <wp:cNvGraphicFramePr>
+              <a:graphicFrameLocks noChangeAspect="1"/>
+            </wp:cNvGraphicFramePr>
+            <a:graphic>
+              <a:graphicData uri="http://schemas.openxmlformats.org/drawingml/2006/picture">
+                <pic:pic>
+                  <pic:nvPicPr>
+                    <pic:cNvPr id="0" name="22_orders_manager.png"/>
+                    <pic:cNvPicPr/>
+                  </pic:nvPicPr>
+                  <pic:blipFill>
+                    <a:blip r:embed="rId24"/>
+                    <a:stretch>
+                      <a:fillRect/>
+                    </a:stretch>
+                  </pic:blipFill>
+                  <pic:spPr>
+                    <a:xfrm>
+                      <a:off x="0" y="0"/>
+                      <a:ext cx="6217920" cy="4030133"/>
+                    </a:xfrm>
+                    <a:prstGeom prst="rect"/>
+                  </pic:spPr>
+                </pic:pic>
+              </a:graphicData>
+            </a:graphic>
+          </wp:inline>
+        </w:drawing>
+      </w:r>
+    </w:p>
+    <w:p>
+      <w:pPr>
+        <w:spacing w:before="80" w:after="200"/>
+        <w:ind w:firstLine="0"/>
+        <w:jc w:val="center"/>
+      </w:pPr>
+      <w:r>
+        <w:rPr>
+          <w:i/>
+          <w:color w:val="555566"/>
+          <w:sz w:val="22"/>
+        </w:rPr>
+        <w:t>Рисунок 16 — Окно заказов под менеджером: кнопки изменения данных скрыты</w:t>
+      </w:r>
+    </w:p>
+    <w:p>
+      <w:pPr>
+        <w:ind w:firstLine="0"/>
+        <w:jc w:val="center"/>
+      </w:pPr>
+      <w:r>
+        <w:drawing>
+          <wp:inline xmlns:a="http://schemas.openxmlformats.org/drawingml/2006/main" xmlns:pic="http://schemas.openxmlformats.org/drawingml/2006/picture">
+            <wp:extent cx="5943600" cy="3962400"/>
+            <wp:docPr id="17" name="Picture 17"/>
+            <wp:cNvGraphicFramePr>
+              <a:graphicFrameLocks noChangeAspect="1"/>
+            </wp:cNvGraphicFramePr>
+            <a:graphic>
+              <a:graphicData uri="http://schemas.openxmlformats.org/drawingml/2006/picture">
+                <pic:pic>
+                  <pic:nvPicPr>
+                    <pic:cNvPr id="0" name="12_client_list.png"/>
+                    <pic:cNvPicPr/>
+                  </pic:nvPicPr>
+                  <pic:blipFill>
+                    <a:blip r:embed="rId25"/>
+                    <a:stretch>
+                      <a:fillRect/>
+                    </a:stretch>
+                  </pic:blipFill>
+                  <pic:spPr>
+                    <a:xfrm>
+                      <a:off x="0" y="0"/>
+                      <a:ext cx="5943600" cy="3962400"/>
+                    </a:xfrm>
+                    <a:prstGeom prst="rect"/>
+                  </pic:spPr>
+                </pic:pic>
+              </a:graphicData>
+            </a:graphic>
+          </wp:inline>
+        </w:drawing>
+      </w:r>
+    </w:p>
+    <w:p>
+      <w:pPr>
+        <w:spacing w:before="80" w:after="200"/>
+        <w:ind w:firstLine="0"/>
+        <w:jc w:val="center"/>
+      </w:pPr>
+      <w:r>
+        <w:rPr>
+          <w:i/>
+          <w:color w:val="555566"/>
+          <w:sz w:val="22"/>
+        </w:rPr>
+        <w:t>Рисунок 17 — Список товаров под авторизованным клиентом: без поиска и без кнопок изменения</w:t>
+      </w:r>
+    </w:p>
+    <w:p>
+      <w:r>
+        <w:rPr>
+          <w:b w:val="0"/>
+          <w:i w:val="0"/>
+        </w:rPr>
+        <w:t>На рисунках 8–12 показаны операции с товарами: добавление товара с автоматически назначенным идентификатором, обновление списка после сохранения, загрузка всех полей в форму редактирования и блокировка удаления товара, который уже присутствует в заказе. На рисунках 13–15 показана работа с заказами: список заказов, формирование состава заказа и подтверждение удаления. На рисунках 16 и 17 видно разграничение прав: у менеджера кнопки изменения заказов отсутствуют, а у авторизованного клиента отсутствуют и панель поиска, и кнопки изменения данных.</w:t>
+      </w:r>
+    </w:p>
+    <w:p>
+      <w:pPr>
         <w:pStyle w:val="Heading1"/>
       </w:pPr>
       <w:r>
@@ -3432,6 +4133,15 @@
           <w:i w:val="0"/>
         </w:rPr>
         <w:t>Разработана блок-схема алгоритма работы приложения по ГОСТ 19.701-90 и приложение на платформе .NET с технологией WPF, подключающееся к базе данных через Entity Framework Core. Реализованы авторизация по учётным данным из базы данных, режим гостя, разграничение прав доступа по ролям, вывод списка товаров с фотографиями и подсветкой по правилам руководства по стилю, поиск по нескольким атрибутам, сортировка и фильтрация. Приложение оформлено в соответствии с руководством по стилю заказчика: единый шрифт, заданная цветовая схема, заголовки окон, иконка приложения и логотип на главной форме.</w:t>
+      </w:r>
+    </w:p>
+    <w:p>
+      <w:r>
+        <w:rPr>
+          <w:b w:val="0"/>
+          <w:i w:val="0"/>
+        </w:rPr>
+        <w:t>Реализованы операции добавления, редактирования и удаления товаров и заказов с проверкой корректности вводимых данных и запретом удаления товара, входящего в заказ. Все изменения фиксируются в базе данных, а окно списка перечитывает данные, поэтому остатки товаров на складе отображаются актуально.</w:t>
       </w:r>
     </w:p>
     <w:sectPr>
